--- a/companies/meridian-actuarial/Engagements/Gonzalez, Campbell and Kelly/Meeting Minutes 2024-09-13 - Gonzalez, Campbell and Kelly.docx
+++ b/companies/meridian-actuarial/Engagements/Gonzalez, Campbell and Kelly/Meeting Minutes 2024-09-13 - Gonzalez, Campbell and Kelly.docx
@@ -7,12 +7,12 @@
         <w:pStyle w:val="Heading1"/>
       </w:pPr>
       <w:r>
-        <w:t>Minutes: Working Session, Reinsurance Pricing Review</w:t>
+        <w:t>Meeting Minutes: Reinsurance Pricing Review for Gonzalez, Campbell and Kelly</w:t>
       </w:r>
     </w:p>
     <w:p>
       <w:r>
-        <w:t>Client: Gonzalez, Campbell and Kelly. Prepared by Michelle Banks. These minutes record what was discussed and agreed. Where a figure is mentioned below it is preliminary and subject to the reconciliation and review described.</w:t>
+        <w:t>This session reviewed the state of the client data, the experience analysis now under way, and the approach we will use to develop the pricing indications. James Garcia joined from the client side for the first part of the meeting. These minutes record what was settled and what stays open at this point in the review.</w:t>
       </w:r>
     </w:p>
     <w:p>
@@ -57,27 +57,32 @@
     </w:p>
     <w:p>
       <w:r>
-        <w:t>Karen Harris reviewed the status of the treaty summaries, which are complete and have been with the client's staff for comment. One drafting question is open: the rate-adjustment provision in the principal treaty appears to permit the reinsurer to propose a rate change on notice, subject to the cedent's right to recapture. James Garcia's understanding matches ours in substance. He noted that the provision has not been exercised and that no one presently at the firm was involved in negotiating it. We agreed the summary should record the provision as written and should not characterize what either party would do under it, because we do not know.</w:t>
+        <w:t>Karen Harris reported that the data intake is effectively closed. The cession, premium, and loss files now reconcile to the treaty schedule, and the two open treaty inception dates have been confirmed by the client. One gap remains: the loss file gives paid amounts but not case reserves, and James Garcia agreed to have the reinsurance accounting group add them to the next extract.</w:t>
       </w:r>
     </w:p>
     <w:p>
       <w:r>
-        <w:t>I reported on the experience study. Exposure has been compiled for the observation period and reconciled to the in-force extract; the reconciliation closes on count and is within a tolerance we regard as acceptable on amount, with the residual traced to two blocks that were transferred mid-period and are recorded differently in the two systems. That is a recording difference, not a data defect, and it is documented in the working papers. Actual-to-expected has been calculated at the level of the whole ceded block. It has not been calculated by age band or duration, and I said that I do not yet know whether exposure will support that segmentation. Karen Harris asked what the whole-block result is. I gave it, with the caveat that a single ratio over a block this size tells you the direction and not much more, and that I would rather it not travel to the client's board in that form.</w:t>
+        <w:t>Two smaller items stayed open. The premium and loss records still use different treaty codes, and James Garcia will confirm the mapping so the two sets can be tied together without guessing. The cession schedule is also thin for two treaties in the earliest years, and we flagged that those years may fall below our credibility standard and lean more on the benchmark.</w:t>
       </w:r>
     </w:p>
     <w:p>
       <w:r>
-        <w:t>James Garcia asked whether the result so far means the program is mispriced. It does not mean that. It means the experience over this period differs from the basis the rates were set on, in one direction. Whether that difference is credible, whether it persists, and whether it is worth anything at renewal are three separate questions and we have not answered any of them. He accepted that and asked instead what would make the answer more or less certain. Exposure, mostly, and time. Where the block will not carry a segmentation on its own experience, we will have to blend to an external basis, and we will show which assumptions are ours and which are borrowed.</w:t>
+        <w:t>Michelle Banks summarized the experience analysis. The loss ratios by treaty year are calculated on the paid data, and they will be recut once the case reserves arrive. We agreed to hold the incurred figures internally until that step is done, since a paid-only ratio understates the recent years and should not be read as the experience.</w:t>
       </w:r>
     </w:p>
     <w:p>
       <w:r>
-        <w:t>On data, two items remain outstanding: the reinsurer's rate confirmations for the two renewals in the observation period, and the expense allocation the client uses for the ceded business. James Garcia will chase the first with the broker. The second, he said, may not exist in a form we can use, in which case we will assume one and say we assumed it.</w:t>
+        <w:t>The group then discussed the trend and loss-development assumptions that feed the pricing. We agreed to develop the indications on the client's own experience where it is credible and to blend in an industry benchmark for the thinner treaty years, so neither source carries the weight alone. Karen Harris will document the credibility standard so the weighting is on the record before any indication is shown.</w:t>
       </w:r>
     </w:p>
     <w:p>
       <w:r>
-        <w:t>Karen Harris raised the shape of the eventual presentation. The client's board will see the findings; the working assumption is one chart per slide and the exhibits in the workbook behind it. No decision was needed today and none was taken.</w:t>
+        <w:t>We noted the line the firm keeps between what the data measure, what we assume, and what we conclude. The exhibits will show the measured experience, the assumptions memo will state the trend and development we have chosen, and the pricing indication will draw only from those two. James Garcia asked that the indications arrive with that separation visible, and we agreed.</w:t>
+      </w:r>
+    </w:p>
+    <w:p>
+      <w:r>
+        <w:t>No change to scope or schedule came out of the session. The review is at its midpoint, the measurement work is on track, and the judgment now moves to the pricing assumptions, which is the right place for it at this stage.</w:t>
       </w:r>
     </w:p>
     <w:p>
@@ -109,7 +114,7 @@
               <w:rPr>
                 <w:b/>
               </w:rPr>
-              <w:t>Action</w:t>
+              <w:t>Item</w:t>
             </w:r>
           </w:p>
         </w:tc>
@@ -135,7 +140,7 @@
               <w:rPr>
                 <w:b/>
               </w:rPr>
-              <w:t>By</w:t>
+              <w:t>Target</w:t>
             </w:r>
           </w:p>
         </w:tc>
@@ -147,7 +152,7 @@
           </w:tcPr>
           <w:p>
             <w:r>
-              <w:t>Chase the reinsurer's rate confirmations for both renewals in the observation period</w:t>
+              <w:t>Add case reserves to the next loss extract</w:t>
             </w:r>
           </w:p>
         </w:tc>
@@ -167,7 +172,7 @@
           </w:tcPr>
           <w:p>
             <w:r>
-              <w:t>Next week</w:t>
+              <w:t>This period</w:t>
             </w:r>
           </w:p>
         </w:tc>
@@ -179,7 +184,7 @@
           </w:tcPr>
           <w:p>
             <w:r>
-              <w:t>Confirm whether a usable expense allocation for the ceded business exists; if not, say so</w:t>
+              <w:t>Confirm the treaty-code mapping between the premium and loss files</w:t>
             </w:r>
           </w:p>
         </w:tc>
@@ -199,7 +204,7 @@
           </w:tcPr>
           <w:p>
             <w:r>
-              <w:t>Two weeks</w:t>
+              <w:t>This period</w:t>
             </w:r>
           </w:p>
         </w:tc>
@@ -211,7 +216,7 @@
           </w:tcPr>
           <w:p>
             <w:r>
-              <w:t>Test whether exposure supports segmentation by age band and duration; report the answer either way</w:t>
+              <w:t>Recut the loss ratios once the case reserves are received</w:t>
             </w:r>
           </w:p>
         </w:tc>
@@ -231,7 +236,7 @@
           </w:tcPr>
           <w:p>
             <w:r>
-              <w:t>Two weeks</w:t>
+              <w:t>Next session</w:t>
             </w:r>
           </w:p>
         </w:tc>
@@ -243,39 +248,7 @@
           </w:tcPr>
           <w:p>
             <w:r>
-              <w:t>Document the mid-period transfer recording difference in the reconciliation working paper</w:t>
-            </w:r>
-          </w:p>
-        </w:tc>
-        <w:tc>
-          <w:tcPr>
-            <w:tcW w:type="dxa" w:w="2880"/>
-          </w:tcPr>
-          <w:p>
-            <w:r>
-              <w:t>Michelle Banks</w:t>
-            </w:r>
-          </w:p>
-        </w:tc>
-        <w:tc>
-          <w:tcPr>
-            <w:tcW w:type="dxa" w:w="2880"/>
-          </w:tcPr>
-          <w:p>
-            <w:r>
-              <w:t>This week</w:t>
-            </w:r>
-          </w:p>
-        </w:tc>
-      </w:tr>
-      <w:tr>
-        <w:tc>
-          <w:tcPr>
-            <w:tcW w:type="dxa" w:w="2880"/>
-          </w:tcPr>
-          <w:p>
-            <w:r>
-              <w:t>Finalize treaty summaries once the client's comments are in; record the rate-adjustment provision as written</w:t>
+              <w:t>Document the credibility standard and the blending weights</w:t>
             </w:r>
           </w:p>
         </w:tc>
@@ -295,39 +268,7 @@
           </w:tcPr>
           <w:p>
             <w:r>
-              <w:t>Next week</w:t>
-            </w:r>
-          </w:p>
-        </w:tc>
-      </w:tr>
-      <w:tr>
-        <w:tc>
-          <w:tcPr>
-            <w:tcW w:type="dxa" w:w="2880"/>
-          </w:tcPr>
-          <w:p>
-            <w:r>
-              <w:t>Circulate the draft assumption basis for review before any pricing is run on it</w:t>
-            </w:r>
-          </w:p>
-        </w:tc>
-        <w:tc>
-          <w:tcPr>
-            <w:tcW w:type="dxa" w:w="2880"/>
-          </w:tcPr>
-          <w:p>
-            <w:r>
-              <w:t>Michelle Banks</w:t>
-            </w:r>
-          </w:p>
-        </w:tc>
-        <w:tc>
-          <w:tcPr>
-            <w:tcW w:type="dxa" w:w="2880"/>
-          </w:tcPr>
-          <w:p>
-            <w:r>
-              <w:t>Three weeks</w:t>
+              <w:t>Next session</w:t>
             </w:r>
           </w:p>
         </w:tc>
@@ -335,7 +276,7 @@
     </w:tbl>
     <w:p>
       <w:r>
-        <w:t>Next working session to be scheduled once the assumption basis has been reviewed. Corrections to these minutes to Michelle Banks.</w:t>
+        <w:t>Minutes prepared by Michelle Banks.</w:t>
       </w:r>
     </w:p>
     <w:sectPr>
